--- a/CÔNG TY TNHH NỘI THẤT GỖ AN NGUYÊN/GoAnNguyen_ThanhLapDiaDiem/GoAnNguyen_UyQuyen.docx
+++ b/CÔNG TY TNHH NỘI THẤT GỖ AN NGUYÊN/GoAnNguyen_ThanhLapDiaDiem/GoAnNguyen_UyQuyen.docx
@@ -102,7 +102,7 @@
           <w:sz w:val="26"/>
           <w:szCs w:val="26"/>
         </w:rPr>
-        <w:t>20</w:t>
+        <w:t>8</w:t>
       </w:r>
       <w:r>
         <w:rPr>
@@ -135,7 +135,7 @@
           <w:sz w:val="26"/>
           <w:szCs w:val="26"/>
         </w:rPr>
-        <w:t>4</w:t>
+        <w:t>5</w:t>
       </w:r>
       <w:r>
         <w:rPr>
@@ -1165,7 +1165,7 @@
           <w:sz w:val="26"/>
           <w:szCs w:val="26"/>
         </w:rPr>
-        <w:t>20</w:t>
+        <w:t>8</w:t>
       </w:r>
       <w:r>
         <w:rPr>
@@ -1192,116 +1192,116 @@
           <w:sz w:val="26"/>
           <w:szCs w:val="26"/>
         </w:rPr>
-        <w:t>4</w:t>
-      </w:r>
-      <w:r>
-        <w:rPr>
-          <w:rFonts w:ascii="Times New Roman" w:hAnsi="Times New Roman" w:cs="Times New Roman"/>
-          <w:color w:val="000000" w:themeColor="text1"/>
-          <w:sz w:val="26"/>
-          <w:szCs w:val="26"/>
-        </w:rPr>
-        <w:t>/202</w:t>
-      </w:r>
-      <w:r>
-        <w:rPr>
-          <w:rFonts w:ascii="Times New Roman" w:hAnsi="Times New Roman" w:cs="Times New Roman"/>
-          <w:color w:val="000000" w:themeColor="text1"/>
-          <w:sz w:val="26"/>
-          <w:szCs w:val="26"/>
-        </w:rPr>
-        <w:t>6</w:t>
-      </w:r>
-      <w:r>
-        <w:rPr>
-          <w:rFonts w:ascii="Times New Roman" w:hAnsi="Times New Roman" w:cs="Times New Roman"/>
-          <w:color w:val="000000" w:themeColor="text1"/>
-          <w:sz w:val="26"/>
-          <w:szCs w:val="26"/>
-        </w:rPr>
-        <w:t xml:space="preserve"> cho đến khi công việc được hoàn tất./. </w:t>
-      </w:r>
-    </w:p>
-    <w:p>
-      <w:pPr>
-        <w:jc w:val="center"/>
-        <w:rPr>
-          <w:rFonts w:ascii="Times New Roman" w:hAnsi="Times New Roman" w:cs="Times New Roman"/>
-          <w:color w:val="000000" w:themeColor="text1"/>
-          <w:sz w:val="26"/>
-          <w:szCs w:val="26"/>
-        </w:rPr>
-      </w:pPr>
-      <w:r>
-        <w:rPr>
-          <w:rFonts w:ascii="Times New Roman" w:hAnsi="Times New Roman" w:cs="Times New Roman"/>
-          <w:b/>
-          <w:bCs/>
-          <w:color w:val="000000" w:themeColor="text1"/>
-          <w:sz w:val="26"/>
-          <w:szCs w:val="26"/>
-        </w:rPr>
-        <w:t>NGƯỜI ỦY QUYỀN</w:t>
-      </w:r>
-      <w:r>
-        <w:rPr>
-          <w:rFonts w:ascii="Times New Roman" w:hAnsi="Times New Roman" w:cs="Times New Roman"/>
-          <w:b/>
-          <w:bCs/>
-          <w:color w:val="000000" w:themeColor="text1"/>
-          <w:sz w:val="26"/>
-          <w:szCs w:val="26"/>
-        </w:rPr>
-        <w:br/>
-      </w:r>
-    </w:p>
-    <w:p>
-      <w:pPr>
-        <w:jc w:val="center"/>
-        <w:rPr>
-          <w:rFonts w:ascii="Times New Roman" w:hAnsi="Times New Roman" w:cs="Times New Roman"/>
-          <w:color w:val="000000" w:themeColor="text1"/>
-          <w:sz w:val="26"/>
-          <w:szCs w:val="26"/>
-        </w:rPr>
-      </w:pPr>
-    </w:p>
-    <w:p>
-      <w:pPr>
-        <w:jc w:val="center"/>
-        <w:rPr>
-          <w:rFonts w:ascii="Times New Roman" w:hAnsi="Times New Roman" w:cs="Times New Roman"/>
-          <w:color w:val="000000" w:themeColor="text1"/>
-          <w:sz w:val="26"/>
-          <w:szCs w:val="26"/>
-        </w:rPr>
-      </w:pPr>
-    </w:p>
-    <w:p>
-      <w:pPr>
-        <w:jc w:val="center"/>
-        <w:rPr>
-          <w:rFonts w:ascii="Times New Roman" w:eastAsia="Times New Roman" w:hAnsi="Times New Roman" w:cs="Times New Roman"/>
-          <w:b/>
-          <w:color w:val="000000" w:themeColor="text1"/>
-          <w:sz w:val="26"/>
-          <w:szCs w:val="26"/>
-          <w:lang w:eastAsia="zh-CN"/>
-        </w:rPr>
-      </w:pPr>
-      <w:r>
-        <w:rPr>
-          <w:rFonts w:ascii="Times New Roman" w:eastAsia="Times New Roman" w:hAnsi="Times New Roman" w:cs="Times New Roman"/>
-          <w:b/>
-          <w:color w:val="000000" w:themeColor="text1"/>
-          <w:sz w:val="26"/>
-          <w:szCs w:val="26"/>
-          <w:lang w:eastAsia="zh-CN"/>
-        </w:rPr>
-        <w:t>PHAN THỊ THANH THẢO</w:t>
+        <w:t>5</w:t>
       </w:r>
       <w:bookmarkStart w:id="0" w:name="_GoBack"/>
       <w:bookmarkEnd w:id="0"/>
+      <w:r>
+        <w:rPr>
+          <w:rFonts w:ascii="Times New Roman" w:hAnsi="Times New Roman" w:cs="Times New Roman"/>
+          <w:color w:val="000000" w:themeColor="text1"/>
+          <w:sz w:val="26"/>
+          <w:szCs w:val="26"/>
+        </w:rPr>
+        <w:t>/202</w:t>
+      </w:r>
+      <w:r>
+        <w:rPr>
+          <w:rFonts w:ascii="Times New Roman" w:hAnsi="Times New Roman" w:cs="Times New Roman"/>
+          <w:color w:val="000000" w:themeColor="text1"/>
+          <w:sz w:val="26"/>
+          <w:szCs w:val="26"/>
+        </w:rPr>
+        <w:t>6</w:t>
+      </w:r>
+      <w:r>
+        <w:rPr>
+          <w:rFonts w:ascii="Times New Roman" w:hAnsi="Times New Roman" w:cs="Times New Roman"/>
+          <w:color w:val="000000" w:themeColor="text1"/>
+          <w:sz w:val="26"/>
+          <w:szCs w:val="26"/>
+        </w:rPr>
+        <w:t xml:space="preserve"> cho đến khi công việc được hoàn tất./. </w:t>
+      </w:r>
+    </w:p>
+    <w:p>
+      <w:pPr>
+        <w:jc w:val="center"/>
+        <w:rPr>
+          <w:rFonts w:ascii="Times New Roman" w:hAnsi="Times New Roman" w:cs="Times New Roman"/>
+          <w:color w:val="000000" w:themeColor="text1"/>
+          <w:sz w:val="26"/>
+          <w:szCs w:val="26"/>
+        </w:rPr>
+      </w:pPr>
+      <w:r>
+        <w:rPr>
+          <w:rFonts w:ascii="Times New Roman" w:hAnsi="Times New Roman" w:cs="Times New Roman"/>
+          <w:b/>
+          <w:bCs/>
+          <w:color w:val="000000" w:themeColor="text1"/>
+          <w:sz w:val="26"/>
+          <w:szCs w:val="26"/>
+        </w:rPr>
+        <w:t>NGƯỜI ỦY QUYỀN</w:t>
+      </w:r>
+      <w:r>
+        <w:rPr>
+          <w:rFonts w:ascii="Times New Roman" w:hAnsi="Times New Roman" w:cs="Times New Roman"/>
+          <w:b/>
+          <w:bCs/>
+          <w:color w:val="000000" w:themeColor="text1"/>
+          <w:sz w:val="26"/>
+          <w:szCs w:val="26"/>
+        </w:rPr>
+        <w:br/>
+      </w:r>
+    </w:p>
+    <w:p>
+      <w:pPr>
+        <w:jc w:val="center"/>
+        <w:rPr>
+          <w:rFonts w:ascii="Times New Roman" w:hAnsi="Times New Roman" w:cs="Times New Roman"/>
+          <w:color w:val="000000" w:themeColor="text1"/>
+          <w:sz w:val="26"/>
+          <w:szCs w:val="26"/>
+        </w:rPr>
+      </w:pPr>
+    </w:p>
+    <w:p>
+      <w:pPr>
+        <w:jc w:val="center"/>
+        <w:rPr>
+          <w:rFonts w:ascii="Times New Roman" w:hAnsi="Times New Roman" w:cs="Times New Roman"/>
+          <w:color w:val="000000" w:themeColor="text1"/>
+          <w:sz w:val="26"/>
+          <w:szCs w:val="26"/>
+        </w:rPr>
+      </w:pPr>
+    </w:p>
+    <w:p>
+      <w:pPr>
+        <w:jc w:val="center"/>
+        <w:rPr>
+          <w:rFonts w:ascii="Times New Roman" w:eastAsia="Times New Roman" w:hAnsi="Times New Roman" w:cs="Times New Roman"/>
+          <w:b/>
+          <w:color w:val="000000" w:themeColor="text1"/>
+          <w:sz w:val="26"/>
+          <w:szCs w:val="26"/>
+          <w:lang w:eastAsia="zh-CN"/>
+        </w:rPr>
+      </w:pPr>
+      <w:r>
+        <w:rPr>
+          <w:rFonts w:ascii="Times New Roman" w:eastAsia="Times New Roman" w:hAnsi="Times New Roman" w:cs="Times New Roman"/>
+          <w:b/>
+          <w:color w:val="000000" w:themeColor="text1"/>
+          <w:sz w:val="26"/>
+          <w:szCs w:val="26"/>
+          <w:lang w:eastAsia="zh-CN"/>
+        </w:rPr>
+        <w:t>PHAN THỊ THANH THẢO</w:t>
+      </w:r>
     </w:p>
     <w:sectPr>
       <w:pgSz w:w="12240" w:h="15840"/>
